--- a/klagomål/A 37807-2026 FSC-klagomål.docx
+++ b/klagomål/A 37807-2026 FSC-klagomål.docx
@@ -812,7 +812,7 @@
     <w:r>
       <w:tab/>
       <w:tab/>
-      <w:t>2026-09-15</w:t>
+      <w:t>2026-09-16</w:t>
       <w:br/>
       <w:br/>
     </w:r>

--- a/klagomål/A 37807-2026 FSC-klagomål.docx
+++ b/klagomål/A 37807-2026 FSC-klagomål.docx
@@ -812,7 +812,7 @@
     <w:r>
       <w:tab/>
       <w:tab/>
-      <w:t>2026-09-16</w:t>
+      <w:t>2026-09-17</w:t>
       <w:br/>
       <w:br/>
     </w:r>

--- a/klagomål/A 37807-2026 FSC-klagomål.docx
+++ b/klagomål/A 37807-2026 FSC-klagomål.docx
@@ -812,7 +812,7 @@
     <w:r>
       <w:tab/>
       <w:tab/>
-      <w:t>2026-09-17</w:t>
+      <w:t>2026-09-18</w:t>
       <w:br/>
       <w:br/>
     </w:r>

--- a/klagomål/A 37807-2026 FSC-klagomål.docx
+++ b/klagomål/A 37807-2026 FSC-klagomål.docx
@@ -812,7 +812,7 @@
     <w:r>
       <w:tab/>
       <w:tab/>
-      <w:t>2026-09-18</w:t>
+      <w:t>2026-09-19</w:t>
       <w:br/>
       <w:br/>
     </w:r>

--- a/klagomål/A 37807-2026 FSC-klagomål.docx
+++ b/klagomål/A 37807-2026 FSC-klagomål.docx
@@ -812,7 +812,7 @@
     <w:r>
       <w:tab/>
       <w:tab/>
-      <w:t>2026-09-19</w:t>
+      <w:t>2026-09-21</w:t>
       <w:br/>
       <w:br/>
     </w:r>

--- a/klagomål/A 37807-2026 FSC-klagomål.docx
+++ b/klagomål/A 37807-2026 FSC-klagomål.docx
@@ -812,7 +812,7 @@
     <w:r>
       <w:tab/>
       <w:tab/>
-      <w:t>2026-09-21</w:t>
+      <w:t>2026-09-23</w:t>
       <w:br/>
       <w:br/>
     </w:r>

--- a/klagomål/A 37807-2026 FSC-klagomål.docx
+++ b/klagomål/A 37807-2026 FSC-klagomål.docx
@@ -812,7 +812,7 @@
     <w:r>
       <w:tab/>
       <w:tab/>
-      <w:t>2026-09-23</w:t>
+      <w:t>2026-09-24</w:t>
       <w:br/>
       <w:br/>
     </w:r>

--- a/klagomål/A 37807-2026 FSC-klagomål.docx
+++ b/klagomål/A 37807-2026 FSC-klagomål.docx
@@ -812,7 +812,7 @@
     <w:r>
       <w:tab/>
       <w:tab/>
-      <w:t>2026-09-24</w:t>
+      <w:t>2026-09-25</w:t>
       <w:br/>
       <w:br/>
     </w:r>

--- a/klagomål/A 37807-2026 FSC-klagomål.docx
+++ b/klagomål/A 37807-2026 FSC-klagomål.docx
@@ -812,7 +812,7 @@
     <w:r>
       <w:tab/>
       <w:tab/>
-      <w:t>2026-09-25</w:t>
+      <w:t>2026-09-26</w:t>
       <w:br/>
       <w:br/>
     </w:r>

--- a/klagomål/A 37807-2026 FSC-klagomål.docx
+++ b/klagomål/A 37807-2026 FSC-klagomål.docx
@@ -812,7 +812,7 @@
     <w:r>
       <w:tab/>
       <w:tab/>
-      <w:t>2026-09-26</w:t>
+      <w:t>2026-09-27</w:t>
       <w:br/>
       <w:br/>
     </w:r>

--- a/klagomål/A 37807-2026 FSC-klagomål.docx
+++ b/klagomål/A 37807-2026 FSC-klagomål.docx
@@ -812,7 +812,7 @@
     <w:r>
       <w:tab/>
       <w:tab/>
-      <w:t>2026-09-27</w:t>
+      <w:t>2026-09-28</w:t>
       <w:br/>
       <w:br/>
     </w:r>

--- a/klagomål/A 37807-2026 FSC-klagomål.docx
+++ b/klagomål/A 37807-2026 FSC-klagomål.docx
@@ -812,7 +812,7 @@
     <w:r>
       <w:tab/>
       <w:tab/>
-      <w:t>2026-09-28</w:t>
+      <w:t>2026-09-29</w:t>
       <w:br/>
       <w:br/>
     </w:r>

--- a/klagomål/A 37807-2026 FSC-klagomål.docx
+++ b/klagomål/A 37807-2026 FSC-klagomål.docx
@@ -812,7 +812,7 @@
     <w:r>
       <w:tab/>
       <w:tab/>
-      <w:t>2026-09-29</w:t>
+      <w:t>2026-09-30</w:t>
       <w:br/>
       <w:br/>
     </w:r>

--- a/klagomål/A 37807-2026 FSC-klagomål.docx
+++ b/klagomål/A 37807-2026 FSC-klagomål.docx
@@ -812,7 +812,7 @@
     <w:r>
       <w:tab/>
       <w:tab/>
-      <w:t>2026-09-30</w:t>
+      <w:t>2026-10-01</w:t>
       <w:br/>
       <w:br/>
     </w:r>

--- a/klagomål/A 37807-2026 FSC-klagomål.docx
+++ b/klagomål/A 37807-2026 FSC-klagomål.docx
@@ -812,7 +812,7 @@
     <w:r>
       <w:tab/>
       <w:tab/>
-      <w:t>2026-10-01</w:t>
+      <w:t>2026-10-02</w:t>
       <w:br/>
       <w:br/>
     </w:r>

--- a/klagomål/A 37807-2026 FSC-klagomål.docx
+++ b/klagomål/A 37807-2026 FSC-klagomål.docx
@@ -812,7 +812,7 @@
     <w:r>
       <w:tab/>
       <w:tab/>
-      <w:t>2026-10-02</w:t>
+      <w:t>2026-10-03</w:t>
       <w:br/>
       <w:br/>
     </w:r>

--- a/klagomål/A 37807-2026 FSC-klagomål.docx
+++ b/klagomål/A 37807-2026 FSC-klagomål.docx
@@ -812,7 +812,7 @@
     <w:r>
       <w:tab/>
       <w:tab/>
-      <w:t>2026-10-03</w:t>
+      <w:t>2026-10-04</w:t>
       <w:br/>
       <w:br/>
     </w:r>

--- a/klagomål/A 37807-2026 FSC-klagomål.docx
+++ b/klagomål/A 37807-2026 FSC-klagomål.docx
@@ -812,7 +812,7 @@
     <w:r>
       <w:tab/>
       <w:tab/>
-      <w:t>2026-10-04</w:t>
+      <w:t>2026-10-05</w:t>
       <w:br/>
       <w:br/>
     </w:r>

--- a/klagomål/A 37807-2026 FSC-klagomål.docx
+++ b/klagomål/A 37807-2026 FSC-klagomål.docx
@@ -812,7 +812,7 @@
     <w:r>
       <w:tab/>
       <w:tab/>
-      <w:t>2026-10-05</w:t>
+      <w:t>2026-10-06</w:t>
       <w:br/>
       <w:br/>
     </w:r>

--- a/klagomål/A 37807-2026 FSC-klagomål.docx
+++ b/klagomål/A 37807-2026 FSC-klagomål.docx
@@ -812,7 +812,7 @@
     <w:r>
       <w:tab/>
       <w:tab/>
-      <w:t>2026-10-06</w:t>
+      <w:t>2026-10-07</w:t>
       <w:br/>
       <w:br/>
     </w:r>

--- a/klagomål/A 37807-2026 FSC-klagomål.docx
+++ b/klagomål/A 37807-2026 FSC-klagomål.docx
@@ -812,7 +812,7 @@
     <w:r>
       <w:tab/>
       <w:tab/>
-      <w:t>2026-10-07</w:t>
+      <w:t>2026-10-08</w:t>
       <w:br/>
       <w:br/>
     </w:r>

--- a/klagomål/A 37807-2026 FSC-klagomål.docx
+++ b/klagomål/A 37807-2026 FSC-klagomål.docx
@@ -812,7 +812,7 @@
     <w:r>
       <w:tab/>
       <w:tab/>
-      <w:t>2026-10-08</w:t>
+      <w:t>2026-10-09</w:t>
       <w:br/>
       <w:br/>
     </w:r>

--- a/klagomål/A 37807-2026 FSC-klagomål.docx
+++ b/klagomål/A 37807-2026 FSC-klagomål.docx
@@ -812,7 +812,7 @@
     <w:r>
       <w:tab/>
       <w:tab/>
-      <w:t>2026-10-09</w:t>
+      <w:t>2026-10-10</w:t>
       <w:br/>
       <w:br/>
     </w:r>

--- a/klagomål/A 37807-2026 FSC-klagomål.docx
+++ b/klagomål/A 37807-2026 FSC-klagomål.docx
@@ -812,7 +812,7 @@
     <w:r>
       <w:tab/>
       <w:tab/>
-      <w:t>2026-10-10</w:t>
+      <w:t>2026-10-11</w:t>
       <w:br/>
       <w:br/>
     </w:r>

--- a/klagomål/A 37807-2026 FSC-klagomål.docx
+++ b/klagomål/A 37807-2026 FSC-klagomål.docx
@@ -812,7 +812,7 @@
     <w:r>
       <w:tab/>
       <w:tab/>
-      <w:t>2026-10-11</w:t>
+      <w:t>2026-10-12</w:t>
       <w:br/>
       <w:br/>
     </w:r>

--- a/klagomål/A 37807-2026 FSC-klagomål.docx
+++ b/klagomål/A 37807-2026 FSC-klagomål.docx
@@ -812,7 +812,7 @@
     <w:r>
       <w:tab/>
       <w:tab/>
-      <w:t>2026-10-12</w:t>
+      <w:t>2026-10-13</w:t>
       <w:br/>
       <w:br/>
     </w:r>

--- a/klagomål/A 37807-2026 FSC-klagomål.docx
+++ b/klagomål/A 37807-2026 FSC-klagomål.docx
@@ -812,7 +812,7 @@
     <w:r>
       <w:tab/>
       <w:tab/>
-      <w:t>2026-10-13</w:t>
+      <w:t>2026-10-14</w:t>
       <w:br/>
       <w:br/>
     </w:r>

--- a/klagomål/A 37807-2026 FSC-klagomål.docx
+++ b/klagomål/A 37807-2026 FSC-klagomål.docx
@@ -812,7 +812,7 @@
     <w:r>
       <w:tab/>
       <w:tab/>
-      <w:t>2026-10-14</w:t>
+      <w:t>2026-10-15</w:t>
       <w:br/>
       <w:br/>
     </w:r>

--- a/klagomål/A 37807-2026 FSC-klagomål.docx
+++ b/klagomål/A 37807-2026 FSC-klagomål.docx
@@ -812,7 +812,7 @@
     <w:r>
       <w:tab/>
       <w:tab/>
-      <w:t>2026-10-15</w:t>
+      <w:t>2026-10-16</w:t>
       <w:br/>
       <w:br/>
     </w:r>

--- a/klagomål/A 37807-2026 FSC-klagomål.docx
+++ b/klagomål/A 37807-2026 FSC-klagomål.docx
@@ -812,7 +812,7 @@
     <w:r>
       <w:tab/>
       <w:tab/>
-      <w:t>2026-10-16</w:t>
+      <w:t>2026-10-17</w:t>
       <w:br/>
       <w:br/>
     </w:r>

--- a/klagomål/A 37807-2026 FSC-klagomål.docx
+++ b/klagomål/A 37807-2026 FSC-klagomål.docx
@@ -178,7 +178,7 @@
       <w:r>
         <w:drawing>
           <wp:inline xmlns:a="http://schemas.openxmlformats.org/drawingml/2006/main" xmlns:pic="http://schemas.openxmlformats.org/drawingml/2006/picture">
-            <wp:extent cx="5438784" cy="5724000"/>
+            <wp:extent cx="5486400" cy="5653479"/>
             <wp:docPr id="1" name="Picture 1"/>
             <wp:cNvGraphicFramePr>
               <a:graphicFrameLocks noChangeAspect="1"/>
@@ -199,7 +199,7 @@
                   <pic:spPr>
                     <a:xfrm>
                       <a:off x="0" y="0"/>
-                      <a:ext cx="5438784" cy="5724000"/>
+                      <a:ext cx="5486400" cy="5653479"/>
                     </a:xfrm>
                     <a:prstGeom prst="rect"/>
                   </pic:spPr>
@@ -216,12 +216,12 @@
         <w:spacing w:after="240"/>
       </w:pPr>
       <w:r>
-        <w:t>Figur 1. Fyndplatser för naturvårdsarter i avverkningsanmälan. Markörer utan svart kant är placerade på fyndplatsen. Markörer med svart kant är placerade vid sidan av fyndplatsen och har ett svart streck som visar fyndplatsens exakta position. Kartans mittpunktskoordinat är N 6448469, E 573415 i SWEREF 99 TM.</w:t>
+        <w:t>Figur 1. Fyndplatser för naturvårdsarter i och inom 13 meter från avverkningsanmälan. Markörer utan svart kant är placerade på fyndplatsen. Markörer med svart kant är placerade vid sidan av fyndplatsen och har ett svart streck som visar fyndplatsens exakta position. Kartans mittpunktskoordinat är N 6448469, E 573415 i SWEREF 99 TM.</w:t>
       </w:r>
     </w:p>
     <w:p>
       <w:r>
-        <w:t>I avverkningsanmälan finns fynd av 1 naturvårdsarter, varav 1 är rödlistad och 1 är fridlyst: talltita (NT, §4). Se Figur 1.</w:t>
+        <w:t>I och inom 13 meter från avverkningsanmälan finns fynd av 3 naturvårdsarter, varav 1 är rödlistad, 1 är fridlyst, 1 är typisk (T) och 2 är signalarter (S): talltita (NT, §4), bronshjon (S, T) och stor revmossa (S). Se Figur 1.</w:t>
       </w:r>
     </w:p>
     <w:p>
@@ -256,6 +256,26 @@
       </w:r>
       <w:r>
         <w:t>, rödlistad som nära hotad och prioriterad art i Skogsvårdslagen, har häckningsrevir i anmälan. Arten har minskat kraftigt de senaste 30 åren och minskningstakten innevarande 10-årsperiod beräknas till 20 (10–30) %. Talltitan är synnerligen trogen sitt cirka 15 hektar stora revir och är beroende av flerskiktade olikåldriga skogar för att kunna föda upp sina ungar. Talltitan försvinner om dess livsmiljö kalavverkas (Eggers &amp; Low, 2014; Ekman, 1979; Griesser et al, 2007; Klein, 2020; Siffczyk et al, 2003; SLU Artdatabanken, 2021).</w:t>
+      </w:r>
+    </w:p>
+    <w:p>
+      <w:r>
+        <w:rPr>
+          <w:b/>
+        </w:rPr>
+        <w:t>Bronshjon</w:t>
+      </w:r>
+      <w:r>
+        <w:t xml:space="preserve"> är en skalbagge vars larvutveckling sker under grov bark på stammar av döda eller döende barrträd, främst gran, i mindre omfattning tall. Arten är knuten till äldre, naturskogslik granskog med inslag av torkande träd. Bronshjon är typisk art för </w:t>
+      </w:r>
+      <w:r>
+        <w:rPr>
+          <w:i/>
+        </w:rPr>
+        <w:t>9010 Taiga</w:t>
+      </w:r>
+      <w:r>
+        <w:t xml:space="preserve"> (SLU Artdatabanken, 2025).</w:t>
       </w:r>
     </w:p>
     <w:p>
@@ -364,7 +384,7 @@
         <w:rPr>
           <w:i/>
         </w:rPr>
-        <w:t>I det avverkningsanmälda skogsområdet har 1 naturvårdsarter varav 1 rödlistade arter sina livsmiljöer och växtplatser.</w:t>
+        <w:t>I det avverkningsanmälda skogsområdet har 3 naturvårdsarter varav 1 rödlistade arter sina livsmiljöer och växtplatser.</w:t>
       </w:r>
     </w:p>
     <w:p>
@@ -812,7 +832,7 @@
     <w:r>
       <w:tab/>
       <w:tab/>
-      <w:t>2026-10-17</w:t>
+      <w:t>2026-10-18</w:t>
       <w:br/>
       <w:br/>
     </w:r>

--- a/klagomål/A 37807-2026 FSC-klagomål.docx
+++ b/klagomål/A 37807-2026 FSC-klagomål.docx
@@ -832,7 +832,7 @@
     <w:r>
       <w:tab/>
       <w:tab/>
-      <w:t>2026-10-18</w:t>
+      <w:t>2026-10-19</w:t>
       <w:br/>
       <w:br/>
     </w:r>

--- a/klagomål/A 37807-2026 FSC-klagomål.docx
+++ b/klagomål/A 37807-2026 FSC-klagomål.docx
@@ -832,7 +832,7 @@
     <w:r>
       <w:tab/>
       <w:tab/>
-      <w:t>2026-10-19</w:t>
+      <w:t>2026-10-20</w:t>
       <w:br/>
       <w:br/>
     </w:r>

--- a/klagomål/A 37807-2026 FSC-klagomål.docx
+++ b/klagomål/A 37807-2026 FSC-klagomål.docx
@@ -832,7 +832,7 @@
     <w:r>
       <w:tab/>
       <w:tab/>
-      <w:t>2026-10-20</w:t>
+      <w:t>2026-10-21</w:t>
       <w:br/>
       <w:br/>
     </w:r>

--- a/klagomål/A 37807-2026 FSC-klagomål.docx
+++ b/klagomål/A 37807-2026 FSC-klagomål.docx
@@ -832,7 +832,7 @@
     <w:r>
       <w:tab/>
       <w:tab/>
-      <w:t>2026-10-21</w:t>
+      <w:t>2026-10-22</w:t>
       <w:br/>
       <w:br/>
     </w:r>

--- a/klagomål/A 37807-2026 FSC-klagomål.docx
+++ b/klagomål/A 37807-2026 FSC-klagomål.docx
@@ -832,7 +832,7 @@
     <w:r>
       <w:tab/>
       <w:tab/>
-      <w:t>2026-10-22</w:t>
+      <w:t>2026-10-23</w:t>
       <w:br/>
       <w:br/>
     </w:r>

--- a/klagomål/A 37807-2026 FSC-klagomål.docx
+++ b/klagomål/A 37807-2026 FSC-klagomål.docx
@@ -832,7 +832,7 @@
     <w:r>
       <w:tab/>
       <w:tab/>
-      <w:t>2026-10-23</w:t>
+      <w:t>2026-10-24</w:t>
       <w:br/>
       <w:br/>
     </w:r>

--- a/klagomål/A 37807-2026 FSC-klagomål.docx
+++ b/klagomål/A 37807-2026 FSC-klagomål.docx
@@ -832,7 +832,7 @@
     <w:r>
       <w:tab/>
       <w:tab/>
-      <w:t>2026-10-24</w:t>
+      <w:t>2026-10-25</w:t>
       <w:br/>
       <w:br/>
     </w:r>

--- a/klagomål/A 37807-2026 FSC-klagomål.docx
+++ b/klagomål/A 37807-2026 FSC-klagomål.docx
@@ -832,7 +832,7 @@
     <w:r>
       <w:tab/>
       <w:tab/>
-      <w:t>2026-10-25</w:t>
+      <w:t>2026-10-26</w:t>
       <w:br/>
       <w:br/>
     </w:r>

--- a/klagomål/A 37807-2026 FSC-klagomål.docx
+++ b/klagomål/A 37807-2026 FSC-klagomål.docx
@@ -832,7 +832,7 @@
     <w:r>
       <w:tab/>
       <w:tab/>
-      <w:t>2026-10-26</w:t>
+      <w:t>2026-10-27</w:t>
       <w:br/>
       <w:br/>
     </w:r>

--- a/klagomål/A 37807-2026 FSC-klagomål.docx
+++ b/klagomål/A 37807-2026 FSC-klagomål.docx
@@ -832,7 +832,7 @@
     <w:r>
       <w:tab/>
       <w:tab/>
-      <w:t>2026-10-27</w:t>
+      <w:t>2026-10-28</w:t>
       <w:br/>
       <w:br/>
     </w:r>

--- a/klagomål/A 37807-2026 FSC-klagomål.docx
+++ b/klagomål/A 37807-2026 FSC-klagomål.docx
@@ -832,7 +832,7 @@
     <w:r>
       <w:tab/>
       <w:tab/>
-      <w:t>2026-10-28</w:t>
+      <w:t>2026-10-29</w:t>
       <w:br/>
       <w:br/>
     </w:r>

--- a/klagomål/A 37807-2026 FSC-klagomål.docx
+++ b/klagomål/A 37807-2026 FSC-klagomål.docx
@@ -832,7 +832,7 @@
     <w:r>
       <w:tab/>
       <w:tab/>
-      <w:t>2026-10-29</w:t>
+      <w:t>2026-10-31</w:t>
       <w:br/>
       <w:br/>
     </w:r>
